--- a/docs/output/Zain Hajahjah/سجن البرج/SRT-En/أحمد الحاج عبد/DOCX/02_تفريغ عربي-الخروج_En.docx
+++ b/docs/output/Zain Hajahjah/سجن البرج/SRT-En/أحمد الحاج عبد/DOCX/02_تفريغ عربي-الخروج_En.docx
@@ -2,6 +2,16 @@
 <file path=word/document.xml><?xml version="1.0" encoding="utf-8"?>
 <w:document xmlns:wpc="http://schemas.microsoft.com/office/word/2010/wordprocessingCanvas" xmlns:mo="http://schemas.microsoft.com/office/mac/office/2008/main" xmlns:mc="http://schemas.openxmlformats.org/markup-compatibility/2006" xmlns:mv="urn:schemas-microsoft-com:mac:vml" xmlns:o="urn:schemas-microsoft-com:office:office" xmlns:r="http://schemas.openxmlformats.org/officeDocument/2006/relationships" xmlns:m="http://schemas.openxmlformats.org/officeDocument/2006/math" xmlns:v="urn:schemas-microsoft-com:vml" xmlns:wp14="http://schemas.microsoft.com/office/word/2010/wordprocessingDrawing" xmlns:wp="http://schemas.openxmlformats.org/drawingml/2006/wordprocessingDrawing" xmlns:w10="urn:schemas-microsoft-com:office:word" xmlns:w="http://schemas.openxmlformats.org/wordprocessingml/2006/main" xmlns:w14="http://schemas.microsoft.com/office/word/2010/wordml" xmlns:wpg="http://schemas.microsoft.com/office/word/2010/wordprocessingGroup" xmlns:wpi="http://schemas.microsoft.com/office/word/2010/wordprocessingInk" xmlns:wne="http://schemas.microsoft.com/office/word/2006/wordml" xmlns:wps="http://schemas.microsoft.com/office/word/2010/wordprocessingShape" mc:Ignorable="w14 wp14">
   <w:body>
+    <w:p>
+      <w:r>
+        <w:t>1</w:t>
+      </w:r>
+    </w:p>
+    <w:p>
+      <w:r>
+        <w:t>00:00:01,708 --&gt; 00:00:08,041</w:t>
+      </w:r>
+    </w:p>
     <w:p>
       <w:r>
         <w:t>After they took me out of solitary</w:t>
@@ -10,6 +20,17 @@
     <w:p>
       <w:r>
         <w:t>confinement, they took me to another prison</w:t>
+      </w:r>
+    </w:p>
+    <w:p/>
+    <w:p>
+      <w:r>
+        <w:t>2</w:t>
+      </w:r>
+    </w:p>
+    <w:p>
+      <w:r>
+        <w:t>00:00:08,500 --&gt; 00:00:12,583</w:t>
       </w:r>
     </w:p>
     <w:p>
@@ -22,6 +43,17 @@
         <w:t>prison, then we walked, and I stayed there</w:t>
       </w:r>
     </w:p>
+    <w:p/>
+    <w:p>
+      <w:r>
+        <w:t>3</w:t>
+      </w:r>
+    </w:p>
+    <w:p>
+      <w:r>
+        <w:t>00:00:13,458 --&gt; 00:00:16,541</w:t>
+      </w:r>
+    </w:p>
     <w:p>
       <w:r>
         <w:t>I don’t know exactly where that prison was</w:t>
@@ -32,9 +64,31 @@
         <w:t>because they drove me around for about two hours</w:t>
       </w:r>
     </w:p>
+    <w:p/>
+    <w:p>
+      <w:r>
+        <w:t>4</w:t>
+      </w:r>
+    </w:p>
+    <w:p>
+      <w:r>
+        <w:t>00:00:17,708 --&gt; 00:00:22,041</w:t>
+      </w:r>
+    </w:p>
     <w:p>
       <w:r>
         <w:t>They took me to the prison, and after I got out, they drove me home</w:t>
+      </w:r>
+    </w:p>
+    <w:p/>
+    <w:p>
+      <w:r>
+        <w:t>5</w:t>
+      </w:r>
+    </w:p>
+    <w:p>
+      <w:r>
+        <w:t>00:00:22,958 --&gt; 00:00:26,958</w:t>
       </w:r>
     </w:p>
     <w:p>
@@ -47,6 +101,17 @@
         <w:t>don’t cause any trouble, and things like that</w:t>
       </w:r>
     </w:p>
+    <w:p/>
+    <w:p>
+      <w:r>
+        <w:t>6</w:t>
+      </w:r>
+    </w:p>
+    <w:p>
+      <w:r>
+        <w:t>00:00:27,291 --&gt; 00:00:35,208</w:t>
+      </w:r>
+    </w:p>
     <w:p>
       <w:r>
         <w:t>I left, but after some time I couldn’t</w:t>
@@ -57,9 +122,31 @@
         <w:t>stay here, I couldn’t live among them</w:t>
       </w:r>
     </w:p>
+    <w:p/>
+    <w:p>
+      <w:r>
+        <w:t>7</w:t>
+      </w:r>
+    </w:p>
+    <w:p>
+      <w:r>
+        <w:t>00:00:36,916 --&gt; 00:00:41,208</w:t>
+      </w:r>
+    </w:p>
     <w:p>
       <w:r>
         <w:t>I left for Turkey, and from there went to Germany</w:t>
+      </w:r>
+    </w:p>
+    <w:p/>
+    <w:p>
+      <w:r>
+        <w:t>8</w:t>
+      </w:r>
+    </w:p>
+    <w:p>
+      <w:r>
+        <w:t>00:00:43,541 --&gt; 00:00:48,583</w:t>
       </w:r>
     </w:p>
     <w:p>
@@ -72,14 +159,47 @@
         <w:t>and after the liberation, I came back here</w:t>
       </w:r>
     </w:p>
+    <w:p/>
+    <w:p>
+      <w:r>
+        <w:t>9</w:t>
+      </w:r>
+    </w:p>
+    <w:p>
+      <w:r>
+        <w:t>00:00:50,083 --&gt; 00:00:52,833</w:t>
+      </w:r>
+    </w:p>
     <w:p>
       <w:r>
         <w:t>Interviewer: Tell us what happened to you in Germany?</w:t>
       </w:r>
     </w:p>
+    <w:p/>
+    <w:p>
+      <w:r>
+        <w:t>10</w:t>
+      </w:r>
+    </w:p>
+    <w:p>
+      <w:r>
+        <w:t>00:00:53,041 --&gt; 00:00:56,875</w:t>
+      </w:r>
+    </w:p>
     <w:p>
       <w:r>
         <w:t>In Germany, about six months after I arrived there</w:t>
+      </w:r>
+    </w:p>
+    <w:p/>
+    <w:p>
+      <w:r>
+        <w:t>11</w:t>
+      </w:r>
+    </w:p>
+    <w:p>
+      <w:r>
+        <w:t>00:00:57,500 --&gt; 00:01:02,375</w:t>
       </w:r>
     </w:p>
     <w:p>
@@ -92,9 +212,31 @@
         <w:t>of possessing a weapon and terrorism</w:t>
       </w:r>
     </w:p>
+    <w:p/>
+    <w:p>
+      <w:r>
+        <w:t>12</w:t>
+      </w:r>
+    </w:p>
+    <w:p>
+      <w:r>
+        <w:t>00:01:04,458 --&gt; 00:01:08,500</w:t>
+      </w:r>
+    </w:p>
     <w:p>
       <w:r>
         <w:t>Because I had been here and had fought for the Free Syrian Army</w:t>
+      </w:r>
+    </w:p>
+    <w:p/>
+    <w:p>
+      <w:r>
+        <w:t>13</w:t>
+      </w:r>
+    </w:p>
+    <w:p>
+      <w:r>
+        <w:t>00:01:09,708 --&gt; 00:01:16,458</w:t>
       </w:r>
     </w:p>
     <w:p>
@@ -107,6 +249,17 @@
         <w:t>with Jabhat al-Nusra, not with the Free Syrian Army</w:t>
       </w:r>
     </w:p>
+    <w:p/>
+    <w:p>
+      <w:r>
+        <w:t>14</w:t>
+      </w:r>
+    </w:p>
+    <w:p>
+      <w:r>
+        <w:t>00:01:18,291 --&gt; 00:01:23,000</w:t>
+      </w:r>
+    </w:p>
     <w:p>
       <w:r>
         <w:t>I was imprisoned for one and a half</w:t>
@@ -115,6 +268,17 @@
     <w:p>
       <w:r>
         <w:t>years in Germany, in the city of Dortmund</w:t>
+      </w:r>
+    </w:p>
+    <w:p/>
+    <w:p>
+      <w:r>
+        <w:t>15</w:t>
+      </w:r>
+    </w:p>
+    <w:p>
+      <w:r>
+        <w:t>00:01:25,833 --&gt; 00:01:33,666</w:t>
       </w:r>
     </w:p>
     <w:p>
@@ -127,14 +291,47 @@
         <w:t>suspension, except for the days I had already spent in prison</w:t>
       </w:r>
     </w:p>
+    <w:p/>
+    <w:p>
+      <w:r>
+        <w:t>16</w:t>
+      </w:r>
+    </w:p>
+    <w:p>
+      <w:r>
+        <w:t>00:01:35,125 --&gt; 00:01:41,958</w:t>
+      </w:r>
+    </w:p>
     <w:p>
       <w:r>
         <w:t>I left Germany and returned to Turkey, and stayed there</w:t>
       </w:r>
     </w:p>
+    <w:p/>
+    <w:p>
+      <w:r>
+        <w:t>17</w:t>
+      </w:r>
+    </w:p>
+    <w:p>
+      <w:r>
+        <w:t>00:01:42,000 --&gt; 00:01:43,875</w:t>
+      </w:r>
+    </w:p>
     <w:p>
       <w:r>
         <w:t>For about nine months, then I returned to Syria</w:t>
+      </w:r>
+    </w:p>
+    <w:p/>
+    <w:p>
+      <w:r>
+        <w:t>18</w:t>
+      </w:r>
+    </w:p>
+    <w:p>
+      <w:r>
+        <w:t>00:01:43,958 --&gt; 00:01:47,000</w:t>
       </w:r>
     </w:p>
     <w:p>
@@ -147,6 +344,17 @@
         <w:t>now in the place where you were imprisoned?</w:t>
       </w:r>
     </w:p>
+    <w:p/>
+    <w:p>
+      <w:r>
+        <w:t>19</w:t>
+      </w:r>
+    </w:p>
+    <w:p>
+      <w:r>
+        <w:t>00:01:48,458 --&gt; 00:01:54,666</w:t>
+      </w:r>
+    </w:p>
     <w:p>
       <w:r>
         <w:t>My feeling at this moment, in this place</w:t>
@@ -155,6 +363,17 @@
     <w:p>
       <w:r>
         <w:t>where I was imprisoned, is indescribable</w:t>
+      </w:r>
+    </w:p>
+    <w:p/>
+    <w:p>
+      <w:r>
+        <w:t>20</w:t>
+      </w:r>
+    </w:p>
+    <w:p>
+      <w:r>
+        <w:t>00:01:55,625 --&gt; 00:02:03,291</w:t>
       </w:r>
     </w:p>
     <w:p>
@@ -535,9 +754,12 @@
     <w:name w:val="Normal"/>
     <w:qFormat/>
     <w:rsid w:val="00FC693F"/>
+    <w:pPr>
+      <w:spacing w:before="0" w:after="0" w:line="276" w:lineRule="auto"/>
+    </w:pPr>
     <w:rPr>
-      <w:rFonts w:ascii="Arial" w:hAnsi="Arial"/>
-      <w:sz w:val="22"/>
+      <w:rFonts w:ascii="Courier New" w:hAnsi="Courier New"/>
+      <w:sz w:val="20"/>
     </w:rPr>
   </w:style>
   <w:style w:type="paragraph" w:styleId="Header">
